--- a/github.docx
+++ b/github.docx
@@ -2,6 +2,519 @@
 <file path=word/document.xml><?xml version="1.0" encoding="utf-8"?>
 <w:document xmlns:wpc="http://schemas.microsoft.com/office/word/2010/wordprocessingCanvas" xmlns:cx="http://schemas.microsoft.com/office/drawing/2014/chartex" xmlns:cx1="http://schemas.microsoft.com/office/drawing/2015/9/8/chartex" xmlns:cx2="http://schemas.microsoft.com/office/drawing/2015/10/21/chartex" xmlns:cx3="http://schemas.microsoft.com/office/drawing/2016/5/9/chartex" xmlns:cx4="http://schemas.microsoft.com/office/drawing/2016/5/10/chartex" xmlns:cx5="http://schemas.microsoft.com/office/drawing/2016/5/11/chartex" xmlns:cx6="http://schemas.microsoft.com/office/drawing/2016/5/12/chartex" xmlns:cx7="http://schemas.microsoft.com/office/drawing/2016/5/13/chartex" xmlns:cx8="http://schemas.microsoft.com/office/drawing/2016/5/14/chartex" xmlns:mc="http://schemas.openxmlformats.org/markup-compatibility/2006" xmlns:aink="http://schemas.microsoft.com/office/drawing/2016/ink" xmlns:am3d="http://schemas.microsoft.com/office/drawing/2017/model3d" xmlns:o="urn:schemas-microsoft-com:office:office" xmlns:oel="http://schemas.microsoft.com/office/2019/extlst" xmlns:r="http://schemas.openxmlformats.org/officeDocument/2006/relationships" xmlns:m="http://schemas.openxmlformats.org/officeDocument/2006/math" xmlns:v="urn:schemas-microsoft-com:vml" xmlns:wp14="http://schemas.microsoft.com/office/word/2010/wordprocessingDrawing" xmlns:wp="http://schemas.openxmlformats.org/drawingml/2006/wordprocessingDrawing" xmlns:w10="urn:schemas-microsoft-com:office:word" xmlns:w="http://schemas.openxmlformats.org/wordprocessingml/2006/main" xmlns:w14="http://schemas.microsoft.com/office/word/2010/wordml" xmlns:w15="http://schemas.microsoft.com/office/word/2012/wordml" xmlns:w16cex="http://schemas.microsoft.com/office/word/2018/wordml/cex" xmlns:w16cid="http://schemas.microsoft.com/office/word/2016/wordml/cid" xmlns:w16="http://schemas.microsoft.com/office/word/2018/wordml" xmlns:w16du="http://schemas.microsoft.com/office/word/2023/wordml/word16du" xmlns:w16sdtdh="http://schemas.microsoft.com/office/word/2020/wordml/sdtdatahash" xmlns:w16se="http://schemas.microsoft.com/office/word/2015/wordml/symex" xmlns:wpg="http://schemas.microsoft.com/office/word/2010/wordprocessingGroup" xmlns:wpi="http://schemas.microsoft.com/office/word/2010/wordprocessingInk" xmlns:wne="http://schemas.microsoft.com/office/word/2006/wordml" xmlns:wps="http://schemas.microsoft.com/office/word/2010/wordprocessingShape" mc:Ignorable="w14 w15 w16se w16cid w16 w16cex w16sdtdh w16du wp14">
   <w:body>
+    <w:tbl>
+      <w:tblPr>
+        <w:tblW w:w="0" w:type="auto"/>
+        <w:tblCellSpacing w:w="15" w:type="dxa"/>
+        <w:tblCellMar>
+          <w:top w:w="15" w:type="dxa"/>
+          <w:left w:w="15" w:type="dxa"/>
+          <w:bottom w:w="15" w:type="dxa"/>
+          <w:right w:w="15" w:type="dxa"/>
+        </w:tblCellMar>
+        <w:tblLook w:val="04A0" w:firstRow="1" w:lastRow="0" w:firstColumn="1" w:lastColumn="0" w:noHBand="0" w:noVBand="1"/>
+      </w:tblPr>
+      <w:tblGrid>
+        <w:gridCol w:w="1702"/>
+        <w:gridCol w:w="3225"/>
+      </w:tblGrid>
+      <w:tr>
+        <w:trPr>
+          <w:tblHeader/>
+          <w:tblCellSpacing w:w="15" w:type="dxa"/>
+        </w:trPr>
+        <w:tc>
+          <w:tcPr>
+            <w:tcW w:w="0" w:type="auto"/>
+            <w:vAlign w:val="center"/>
+            <w:hideMark/>
+          </w:tcPr>
+          <w:p>
+            <w:pPr>
+              <w:rPr>
+                <w:rFonts w:ascii="Abadi MT Condensed Light" w:hAnsi="Abadi MT Condensed Light"/>
+                <w:b/>
+                <w:bCs/>
+                <w:sz w:val="20"/>
+                <w:szCs w:val="20"/>
+              </w:rPr>
+            </w:pPr>
+            <w:r>
+              <w:rPr>
+                <w:rFonts w:ascii="Abadi MT Condensed Light" w:hAnsi="Abadi MT Condensed Light"/>
+                <w:b/>
+                <w:bCs/>
+                <w:sz w:val="20"/>
+                <w:szCs w:val="20"/>
+              </w:rPr>
+              <w:t>Comando</w:t>
+            </w:r>
+          </w:p>
+        </w:tc>
+        <w:tc>
+          <w:tcPr>
+            <w:tcW w:w="0" w:type="auto"/>
+            <w:vAlign w:val="center"/>
+            <w:hideMark/>
+          </w:tcPr>
+          <w:p>
+            <w:pPr>
+              <w:rPr>
+                <w:rFonts w:ascii="Abadi MT Condensed Light" w:hAnsi="Abadi MT Condensed Light"/>
+                <w:b/>
+                <w:bCs/>
+                <w:sz w:val="20"/>
+                <w:szCs w:val="20"/>
+              </w:rPr>
+            </w:pPr>
+            <w:r>
+              <w:rPr>
+                <w:rFonts w:ascii="Abadi MT Condensed Light" w:hAnsi="Abadi MT Condensed Light"/>
+                <w:b/>
+                <w:bCs/>
+                <w:sz w:val="20"/>
+                <w:szCs w:val="20"/>
+              </w:rPr>
+              <w:t>Función</w:t>
+            </w:r>
+          </w:p>
+        </w:tc>
+      </w:tr>
+      <w:tr>
+        <w:trPr>
+          <w:tblCellSpacing w:w="15" w:type="dxa"/>
+        </w:trPr>
+        <w:tc>
+          <w:tcPr>
+            <w:tcW w:w="0" w:type="auto"/>
+            <w:vAlign w:val="center"/>
+            <w:hideMark/>
+          </w:tcPr>
+          <w:p>
+            <w:pPr>
+              <w:rPr>
+                <w:rFonts w:ascii="Abadi MT Condensed Light" w:hAnsi="Abadi MT Condensed Light"/>
+                <w:sz w:val="20"/>
+                <w:szCs w:val="20"/>
+              </w:rPr>
+            </w:pPr>
+            <w:r>
+              <w:rPr>
+                <w:rFonts w:ascii="Abadi MT Condensed Light" w:hAnsi="Abadi MT Condensed Light"/>
+                <w:sz w:val="20"/>
+                <w:szCs w:val="20"/>
+              </w:rPr>
+              <w:t>git status</w:t>
+            </w:r>
+          </w:p>
+        </w:tc>
+        <w:tc>
+          <w:tcPr>
+            <w:tcW w:w="0" w:type="auto"/>
+            <w:vAlign w:val="center"/>
+            <w:hideMark/>
+          </w:tcPr>
+          <w:p>
+            <w:pPr>
+              <w:rPr>
+                <w:rFonts w:ascii="Abadi MT Condensed Light" w:hAnsi="Abadi MT Condensed Light"/>
+                <w:sz w:val="20"/>
+                <w:szCs w:val="20"/>
+              </w:rPr>
+            </w:pPr>
+            <w:r>
+              <w:rPr>
+                <w:rFonts w:ascii="Abadi MT Condensed Light" w:hAnsi="Abadi MT Condensed Light"/>
+                <w:sz w:val="20"/>
+                <w:szCs w:val="20"/>
+              </w:rPr>
+              <w:t>Ver qué cambió</w:t>
+            </w:r>
+          </w:p>
+        </w:tc>
+      </w:tr>
+      <w:tr>
+        <w:trPr>
+          <w:tblCellSpacing w:w="15" w:type="dxa"/>
+        </w:trPr>
+        <w:tc>
+          <w:tcPr>
+            <w:tcW w:w="0" w:type="auto"/>
+            <w:vAlign w:val="center"/>
+            <w:hideMark/>
+          </w:tcPr>
+          <w:p>
+            <w:pPr>
+              <w:rPr>
+                <w:rFonts w:ascii="Abadi MT Condensed Light" w:hAnsi="Abadi MT Condensed Light"/>
+                <w:sz w:val="20"/>
+                <w:szCs w:val="20"/>
+              </w:rPr>
+            </w:pPr>
+            <w:r>
+              <w:rPr>
+                <w:rFonts w:ascii="Abadi MT Condensed Light" w:hAnsi="Abadi MT Condensed Light"/>
+                <w:sz w:val="20"/>
+                <w:szCs w:val="20"/>
+              </w:rPr>
+              <w:t>git add .</w:t>
+            </w:r>
+          </w:p>
+        </w:tc>
+        <w:tc>
+          <w:tcPr>
+            <w:tcW w:w="0" w:type="auto"/>
+            <w:vAlign w:val="center"/>
+            <w:hideMark/>
+          </w:tcPr>
+          <w:p>
+            <w:pPr>
+              <w:rPr>
+                <w:rFonts w:ascii="Abadi MT Condensed Light" w:hAnsi="Abadi MT Condensed Light"/>
+                <w:sz w:val="20"/>
+                <w:szCs w:val="20"/>
+              </w:rPr>
+            </w:pPr>
+            <w:r>
+              <w:rPr>
+                <w:rFonts w:ascii="Abadi MT Condensed Light" w:hAnsi="Abadi MT Condensed Light"/>
+                <w:sz w:val="20"/>
+                <w:szCs w:val="20"/>
+              </w:rPr>
+              <w:t>Pasa cambios al área de preparación (staging)</w:t>
+            </w:r>
+          </w:p>
+        </w:tc>
+      </w:tr>
+      <w:tr>
+        <w:trPr>
+          <w:tblCellSpacing w:w="15" w:type="dxa"/>
+        </w:trPr>
+        <w:tc>
+          <w:tcPr>
+            <w:tcW w:w="0" w:type="auto"/>
+            <w:vAlign w:val="center"/>
+            <w:hideMark/>
+          </w:tcPr>
+          <w:p>
+            <w:pPr>
+              <w:rPr>
+                <w:rFonts w:ascii="Abadi MT Condensed Light" w:hAnsi="Abadi MT Condensed Light"/>
+                <w:sz w:val="20"/>
+                <w:szCs w:val="20"/>
+              </w:rPr>
+            </w:pPr>
+            <w:r>
+              <w:rPr>
+                <w:rFonts w:ascii="Abadi MT Condensed Light" w:hAnsi="Abadi MT Condensed Light"/>
+                <w:sz w:val="20"/>
+                <w:szCs w:val="20"/>
+              </w:rPr>
+              <w:t>git commit -m "mensaje"</w:t>
+            </w:r>
+          </w:p>
+        </w:tc>
+        <w:tc>
+          <w:tcPr>
+            <w:tcW w:w="0" w:type="auto"/>
+            <w:vAlign w:val="center"/>
+            <w:hideMark/>
+          </w:tcPr>
+          <w:p>
+            <w:pPr>
+              <w:rPr>
+                <w:rFonts w:ascii="Abadi MT Condensed Light" w:hAnsi="Abadi MT Condensed Light"/>
+                <w:sz w:val="20"/>
+                <w:szCs w:val="20"/>
+              </w:rPr>
+            </w:pPr>
+            <w:r>
+              <w:rPr>
+                <w:rFonts w:ascii="Abadi MT Condensed Light" w:hAnsi="Abadi MT Condensed Light"/>
+                <w:sz w:val="20"/>
+                <w:szCs w:val="20"/>
+              </w:rPr>
+              <w:t>Guarda los cambios en tu repositorio local</w:t>
+            </w:r>
+          </w:p>
+        </w:tc>
+      </w:tr>
+      <w:tr>
+        <w:trPr>
+          <w:tblCellSpacing w:w="15" w:type="dxa"/>
+        </w:trPr>
+        <w:tc>
+          <w:tcPr>
+            <w:tcW w:w="0" w:type="auto"/>
+            <w:vAlign w:val="center"/>
+            <w:hideMark/>
+          </w:tcPr>
+          <w:p>
+            <w:pPr>
+              <w:rPr>
+                <w:rFonts w:ascii="Abadi MT Condensed Light" w:hAnsi="Abadi MT Condensed Light"/>
+                <w:sz w:val="20"/>
+                <w:szCs w:val="20"/>
+              </w:rPr>
+            </w:pPr>
+            <w:r>
+              <w:rPr>
+                <w:rFonts w:ascii="Abadi MT Condensed Light" w:hAnsi="Abadi MT Condensed Light"/>
+                <w:sz w:val="20"/>
+                <w:szCs w:val="20"/>
+              </w:rPr>
+              <w:t>git log</w:t>
+            </w:r>
+          </w:p>
+        </w:tc>
+        <w:tc>
+          <w:tcPr>
+            <w:tcW w:w="0" w:type="auto"/>
+            <w:vAlign w:val="center"/>
+            <w:hideMark/>
+          </w:tcPr>
+          <w:p>
+            <w:pPr>
+              <w:rPr>
+                <w:rFonts w:ascii="Abadi MT Condensed Light" w:hAnsi="Abadi MT Condensed Light"/>
+                <w:sz w:val="20"/>
+                <w:szCs w:val="20"/>
+              </w:rPr>
+            </w:pPr>
+            <w:r>
+              <w:rPr>
+                <w:rFonts w:ascii="Abadi MT Condensed Light" w:hAnsi="Abadi MT Condensed Light"/>
+                <w:sz w:val="20"/>
+                <w:szCs w:val="20"/>
+              </w:rPr>
+              <w:t>Muestra los commits realizados</w:t>
+            </w:r>
+          </w:p>
+        </w:tc>
+      </w:tr>
+      <w:tr>
+        <w:trPr>
+          <w:tblCellSpacing w:w="15" w:type="dxa"/>
+        </w:trPr>
+        <w:tc>
+          <w:tcPr>
+            <w:tcW w:w="0" w:type="auto"/>
+            <w:vAlign w:val="center"/>
+            <w:hideMark/>
+          </w:tcPr>
+          <w:p>
+            <w:pPr>
+              <w:rPr>
+                <w:rFonts w:ascii="Abadi MT Condensed Light" w:hAnsi="Abadi MT Condensed Light"/>
+                <w:sz w:val="20"/>
+                <w:szCs w:val="20"/>
+              </w:rPr>
+            </w:pPr>
+            <w:r>
+              <w:rPr>
+                <w:rFonts w:ascii="Abadi MT Condensed Light" w:hAnsi="Abadi MT Condensed Light"/>
+                <w:sz w:val="20"/>
+                <w:szCs w:val="20"/>
+              </w:rPr>
+              <w:t>git push</w:t>
+            </w:r>
+          </w:p>
+        </w:tc>
+        <w:tc>
+          <w:tcPr>
+            <w:tcW w:w="0" w:type="auto"/>
+            <w:vAlign w:val="center"/>
+            <w:hideMark/>
+          </w:tcPr>
+          <w:p>
+            <w:pPr>
+              <w:rPr>
+                <w:rFonts w:ascii="Abadi MT Condensed Light" w:hAnsi="Abadi MT Condensed Light"/>
+                <w:sz w:val="20"/>
+                <w:szCs w:val="20"/>
+              </w:rPr>
+            </w:pPr>
+            <w:r>
+              <w:rPr>
+                <w:rFonts w:ascii="Abadi MT Condensed Light" w:hAnsi="Abadi MT Condensed Light"/>
+                <w:sz w:val="20"/>
+                <w:szCs w:val="20"/>
+              </w:rPr>
+              <w:t>Envía los commits a GitHub</w:t>
+            </w:r>
+          </w:p>
+        </w:tc>
+      </w:tr>
+      <w:tr>
+        <w:trPr>
+          <w:tblCellSpacing w:w="15" w:type="dxa"/>
+        </w:trPr>
+        <w:tc>
+          <w:tcPr>
+            <w:tcW w:w="0" w:type="auto"/>
+            <w:vAlign w:val="center"/>
+            <w:hideMark/>
+          </w:tcPr>
+          <w:p>
+            <w:pPr>
+              <w:rPr>
+                <w:rFonts w:ascii="Abadi MT Condensed Light" w:hAnsi="Abadi MT Condensed Light"/>
+                <w:sz w:val="20"/>
+                <w:szCs w:val="20"/>
+              </w:rPr>
+            </w:pPr>
+            <w:r>
+              <w:rPr>
+                <w:rFonts w:ascii="Abadi MT Condensed Light" w:hAnsi="Abadi MT Condensed Light"/>
+                <w:sz w:val="20"/>
+                <w:szCs w:val="20"/>
+              </w:rPr>
+              <w:t>git pull</w:t>
+            </w:r>
+          </w:p>
+        </w:tc>
+        <w:tc>
+          <w:tcPr>
+            <w:tcW w:w="0" w:type="auto"/>
+            <w:vAlign w:val="center"/>
+            <w:hideMark/>
+          </w:tcPr>
+          <w:p>
+            <w:pPr>
+              <w:rPr>
+                <w:rFonts w:ascii="Abadi MT Condensed Light" w:hAnsi="Abadi MT Condensed Light"/>
+                <w:sz w:val="20"/>
+                <w:szCs w:val="20"/>
+              </w:rPr>
+            </w:pPr>
+            <w:r>
+              <w:rPr>
+                <w:rFonts w:ascii="Abadi MT Condensed Light" w:hAnsi="Abadi MT Condensed Light"/>
+                <w:sz w:val="20"/>
+                <w:szCs w:val="20"/>
+              </w:rPr>
+              <w:t>Trae cambios desde GitHub</w:t>
+            </w:r>
+          </w:p>
+        </w:tc>
+      </w:tr>
+      <w:tr>
+        <w:trPr>
+          <w:tblCellSpacing w:w="15" w:type="dxa"/>
+        </w:trPr>
+        <w:tc>
+          <w:tcPr>
+            <w:tcW w:w="0" w:type="auto"/>
+            <w:vAlign w:val="center"/>
+            <w:hideMark/>
+          </w:tcPr>
+          <w:p>
+            <w:pPr>
+              <w:rPr>
+                <w:rFonts w:ascii="Abadi MT Condensed Light" w:hAnsi="Abadi MT Condensed Light"/>
+                <w:sz w:val="20"/>
+                <w:szCs w:val="20"/>
+              </w:rPr>
+            </w:pPr>
+            <w:r>
+              <w:rPr>
+                <w:rFonts w:ascii="Abadi MT Condensed Light" w:hAnsi="Abadi MT Condensed Light"/>
+                <w:sz w:val="20"/>
+                <w:szCs w:val="20"/>
+              </w:rPr>
+              <w:t>git fetch</w:t>
+            </w:r>
+          </w:p>
+        </w:tc>
+        <w:tc>
+          <w:tcPr>
+            <w:tcW w:w="0" w:type="auto"/>
+            <w:vAlign w:val="center"/>
+            <w:hideMark/>
+          </w:tcPr>
+          <w:p>
+            <w:pPr>
+              <w:rPr>
+                <w:rFonts w:ascii="Abadi MT Condensed Light" w:hAnsi="Abadi MT Condensed Light"/>
+                <w:sz w:val="20"/>
+                <w:szCs w:val="20"/>
+              </w:rPr>
+            </w:pPr>
+            <w:r>
+              <w:rPr>
+                <w:rFonts w:ascii="Abadi MT Condensed Light" w:hAnsi="Abadi MT Condensed Light"/>
+                <w:sz w:val="20"/>
+                <w:szCs w:val="20"/>
+              </w:rPr>
+              <w:t>Descarga cambios sin mezclarlos</w:t>
+            </w:r>
+          </w:p>
+        </w:tc>
+      </w:tr>
+      <w:tr>
+        <w:trPr>
+          <w:tblCellSpacing w:w="15" w:type="dxa"/>
+        </w:trPr>
+        <w:tc>
+          <w:tcPr>
+            <w:tcW w:w="0" w:type="auto"/>
+            <w:vAlign w:val="center"/>
+            <w:hideMark/>
+          </w:tcPr>
+          <w:p>
+            <w:pPr>
+              <w:rPr>
+                <w:rFonts w:ascii="Abadi MT Condensed Light" w:hAnsi="Abadi MT Condensed Light"/>
+                <w:sz w:val="20"/>
+                <w:szCs w:val="20"/>
+              </w:rPr>
+            </w:pPr>
+            <w:r>
+              <w:rPr>
+                <w:rFonts w:ascii="Abadi MT Condensed Light" w:hAnsi="Abadi MT Condensed Light"/>
+                <w:sz w:val="20"/>
+                <w:szCs w:val="20"/>
+              </w:rPr>
+              <w:t>git diff</w:t>
+            </w:r>
+          </w:p>
+        </w:tc>
+        <w:tc>
+          <w:tcPr>
+            <w:tcW w:w="0" w:type="auto"/>
+            <w:vAlign w:val="center"/>
+            <w:hideMark/>
+          </w:tcPr>
+          <w:p>
+            <w:pPr>
+              <w:rPr>
+                <w:rFonts w:ascii="Abadi MT Condensed Light" w:hAnsi="Abadi MT Condensed Light"/>
+                <w:sz w:val="20"/>
+                <w:szCs w:val="20"/>
+              </w:rPr>
+            </w:pPr>
+            <w:r>
+              <w:rPr>
+                <w:rFonts w:ascii="Abadi MT Condensed Light" w:hAnsi="Abadi MT Condensed Light"/>
+                <w:sz w:val="20"/>
+                <w:szCs w:val="20"/>
+              </w:rPr>
+              <w:t>Muestra diferencias entre versiones</w:t>
+            </w:r>
+          </w:p>
+        </w:tc>
+      </w:tr>
+    </w:tbl>
+    <w:p>
+      <w:pPr>
+        <w:rPr>
+          <w:rFonts w:ascii="Abadi MT Condensed Light" w:hAnsi="Abadi MT Condensed Light"/>
+          <w:sz w:val="20"/>
+          <w:szCs w:val="20"/>
+          <w:lang w:val="es-ES_tradnl"/>
+        </w:rPr>
+      </w:pPr>
+    </w:p>
     <w:p>
       <w:pPr>
         <w:pStyle w:val="ListParagraph"/>
@@ -10,11 +523,17 @@
           <w:numId w:val="4"/>
         </w:numPr>
         <w:rPr>
+          <w:rFonts w:ascii="Abadi MT Condensed Light" w:hAnsi="Abadi MT Condensed Light"/>
+          <w:sz w:val="20"/>
+          <w:szCs w:val="20"/>
           <w:lang w:val="es-ES_tradnl"/>
         </w:rPr>
       </w:pPr>
       <w:r>
         <w:rPr>
+          <w:rFonts w:ascii="Abadi MT Condensed Light" w:hAnsi="Abadi MT Condensed Light"/>
+          <w:sz w:val="20"/>
+          <w:szCs w:val="20"/>
           <w:lang w:val="es-ES_tradnl"/>
         </w:rPr>
         <w:t xml:space="preserve">Para ver si </w:t>
@@ -22,6 +541,9 @@
       <w:proofErr w:type="spellStart"/>
       <w:r>
         <w:rPr>
+          <w:rFonts w:ascii="Abadi MT Condensed Light" w:hAnsi="Abadi MT Condensed Light"/>
+          <w:sz w:val="20"/>
+          <w:szCs w:val="20"/>
           <w:lang w:val="es-ES_tradnl"/>
         </w:rPr>
         <w:t>esta</w:t>
@@ -29,6 +551,9 @@
       <w:proofErr w:type="spellEnd"/>
       <w:r>
         <w:rPr>
+          <w:rFonts w:ascii="Abadi MT Condensed Light" w:hAnsi="Abadi MT Condensed Light"/>
+          <w:sz w:val="20"/>
+          <w:szCs w:val="20"/>
           <w:lang w:val="es-ES_tradnl"/>
         </w:rPr>
         <w:t xml:space="preserve"> instalado </w:t>
@@ -36,6 +561,9 @@
       <w:proofErr w:type="spellStart"/>
       <w:r>
         <w:rPr>
+          <w:rFonts w:ascii="Abadi MT Condensed Light" w:hAnsi="Abadi MT Condensed Light"/>
+          <w:sz w:val="20"/>
+          <w:szCs w:val="20"/>
           <w:lang w:val="es-ES_tradnl"/>
         </w:rPr>
         <w:t>Github</w:t>
@@ -43,6 +571,9 @@
       <w:proofErr w:type="spellEnd"/>
       <w:r>
         <w:rPr>
+          <w:rFonts w:ascii="Abadi MT Condensed Light" w:hAnsi="Abadi MT Condensed Light"/>
+          <w:sz w:val="20"/>
+          <w:szCs w:val="20"/>
           <w:lang w:val="es-ES_tradnl"/>
         </w:rPr>
         <w:t xml:space="preserve">, en el terminal de Visual </w:t>
@@ -50,6 +581,9 @@
       <w:proofErr w:type="spellStart"/>
       <w:r>
         <w:rPr>
+          <w:rFonts w:ascii="Abadi MT Condensed Light" w:hAnsi="Abadi MT Condensed Light"/>
+          <w:sz w:val="20"/>
+          <w:szCs w:val="20"/>
           <w:lang w:val="es-ES_tradnl"/>
         </w:rPr>
         <w:t>Code</w:t>
@@ -59,12 +593,18 @@
     <w:p>
       <w:pPr>
         <w:rPr>
+          <w:rFonts w:ascii="Abadi MT Condensed Light" w:hAnsi="Abadi MT Condensed Light"/>
+          <w:sz w:val="20"/>
+          <w:szCs w:val="20"/>
           <w:lang w:val="es-ES_tradnl"/>
         </w:rPr>
       </w:pPr>
       <w:proofErr w:type="spellStart"/>
       <w:r>
         <w:rPr>
+          <w:rFonts w:ascii="Abadi MT Condensed Light" w:hAnsi="Abadi MT Condensed Light"/>
+          <w:sz w:val="20"/>
+          <w:szCs w:val="20"/>
           <w:lang w:val="es-ES_tradnl"/>
         </w:rPr>
         <w:t>git</w:t>
@@ -72,6 +612,9 @@
       <w:proofErr w:type="spellEnd"/>
       <w:r>
         <w:rPr>
+          <w:rFonts w:ascii="Abadi MT Condensed Light" w:hAnsi="Abadi MT Condensed Light"/>
+          <w:sz w:val="20"/>
+          <w:szCs w:val="20"/>
           <w:lang w:val="es-ES_tradnl"/>
         </w:rPr>
         <w:t xml:space="preserve"> --</w:t>
@@ -79,6 +622,9 @@
       <w:proofErr w:type="spellStart"/>
       <w:r>
         <w:rPr>
+          <w:rFonts w:ascii="Abadi MT Condensed Light" w:hAnsi="Abadi MT Condensed Light"/>
+          <w:sz w:val="20"/>
+          <w:szCs w:val="20"/>
           <w:lang w:val="es-ES_tradnl"/>
         </w:rPr>
         <w:t>version</w:t>
@@ -88,6 +634,9 @@
     <w:p>
       <w:pPr>
         <w:rPr>
+          <w:rFonts w:ascii="Abadi MT Condensed Light" w:hAnsi="Abadi MT Condensed Light"/>
+          <w:sz w:val="20"/>
+          <w:szCs w:val="20"/>
           <w:lang w:val="es-ES_tradnl"/>
         </w:rPr>
       </w:pPr>
@@ -100,11 +649,17 @@
           <w:numId w:val="4"/>
         </w:numPr>
         <w:rPr>
+          <w:rFonts w:ascii="Abadi MT Condensed Light" w:hAnsi="Abadi MT Condensed Light"/>
+          <w:sz w:val="20"/>
+          <w:szCs w:val="20"/>
           <w:lang w:val="es-ES_tradnl"/>
         </w:rPr>
       </w:pPr>
       <w:r>
         <w:rPr>
+          <w:rFonts w:ascii="Abadi MT Condensed Light" w:hAnsi="Abadi MT Condensed Light"/>
+          <w:sz w:val="20"/>
+          <w:szCs w:val="20"/>
           <w:lang w:val="es-ES_tradnl"/>
         </w:rPr>
         <w:t>Para cambiar nombre de usuario</w:t>
@@ -113,11 +668,17 @@
     <w:p>
       <w:pPr>
         <w:rPr>
+          <w:rFonts w:ascii="Abadi MT Condensed Light" w:hAnsi="Abadi MT Condensed Light"/>
+          <w:sz w:val="20"/>
+          <w:szCs w:val="20"/>
           <w:lang w:val="en-US"/>
         </w:rPr>
       </w:pPr>
       <w:r>
         <w:rPr>
+          <w:rFonts w:ascii="Abadi MT Condensed Light" w:hAnsi="Abadi MT Condensed Light"/>
+          <w:sz w:val="20"/>
+          <w:szCs w:val="20"/>
           <w:lang w:val="en-US"/>
         </w:rPr>
         <w:t>git config --global user.name "allismoran1995"</w:t>
@@ -127,8 +688,11 @@
       <w:pPr>
         <w:pStyle w:val="ListParagraph"/>
         <w:rPr>
+          <w:rFonts w:ascii="Abadi MT Condensed Light" w:hAnsi="Abadi MT Condensed Light"/>
           <w:b/>
           <w:bCs/>
+          <w:sz w:val="20"/>
+          <w:szCs w:val="20"/>
         </w:rPr>
       </w:pPr>
     </w:p>
@@ -140,22 +704,45 @@
           <w:numId w:val="4"/>
         </w:numPr>
         <w:rPr>
+          <w:rFonts w:ascii="Abadi MT Condensed Light" w:hAnsi="Abadi MT Condensed Light"/>
           <w:b/>
           <w:bCs/>
-        </w:rPr>
-      </w:pPr>
-      <w:r>
+          <w:sz w:val="20"/>
+          <w:szCs w:val="20"/>
+        </w:rPr>
+      </w:pPr>
+      <w:r>
+        <w:rPr>
+          <w:rFonts w:ascii="Abadi MT Condensed Light" w:hAnsi="Abadi MT Condensed Light"/>
+          <w:sz w:val="20"/>
+          <w:szCs w:val="20"/>
+        </w:rPr>
         <w:t>Para cambiar correo de ususrio</w:t>
       </w:r>
     </w:p>
     <w:p>
-      <w:r>
+      <w:pPr>
+        <w:rPr>
+          <w:rFonts w:ascii="Abadi MT Condensed Light" w:hAnsi="Abadi MT Condensed Light"/>
+          <w:sz w:val="20"/>
+          <w:szCs w:val="20"/>
+        </w:rPr>
+      </w:pPr>
+      <w:r>
+        <w:rPr>
+          <w:rFonts w:ascii="Abadi MT Condensed Light" w:hAnsi="Abadi MT Condensed Light"/>
+          <w:sz w:val="20"/>
+          <w:szCs w:val="20"/>
+        </w:rPr>
         <w:t xml:space="preserve">git config --global user.email </w:t>
       </w:r>
       <w:hyperlink r:id="rId5" w:history="1">
         <w:r>
           <w:rPr>
             <w:rStyle w:val="Hyperlink"/>
+            <w:rFonts w:ascii="Abadi MT Condensed Light" w:hAnsi="Abadi MT Condensed Light"/>
+            <w:sz w:val="20"/>
+            <w:szCs w:val="20"/>
           </w:rPr>
           <w:t>allis.moran1995@gmail.com</w:t>
         </w:r>
@@ -164,6 +751,11 @@
     <w:p>
       <w:pPr>
         <w:pStyle w:val="ListParagraph"/>
+        <w:rPr>
+          <w:rFonts w:ascii="Abadi MT Condensed Light" w:hAnsi="Abadi MT Condensed Light"/>
+          <w:sz w:val="20"/>
+          <w:szCs w:val="20"/>
+        </w:rPr>
       </w:pPr>
     </w:p>
     <w:p>
@@ -173,25 +765,62 @@
           <w:ilvl w:val="0"/>
           <w:numId w:val="4"/>
         </w:numPr>
-      </w:pPr>
-      <w:r>
+        <w:rPr>
+          <w:rFonts w:ascii="Abadi MT Condensed Light" w:hAnsi="Abadi MT Condensed Light"/>
+          <w:sz w:val="20"/>
+          <w:szCs w:val="20"/>
+        </w:rPr>
+      </w:pPr>
+      <w:r>
+        <w:rPr>
+          <w:rFonts w:ascii="Abadi MT Condensed Light" w:hAnsi="Abadi MT Condensed Light"/>
+          <w:sz w:val="20"/>
+          <w:szCs w:val="20"/>
+        </w:rPr>
         <w:t>Para ver la configuración de Github</w:t>
       </w:r>
     </w:p>
     <w:p>
-      <w:r>
+      <w:pPr>
+        <w:rPr>
+          <w:rFonts w:ascii="Abadi MT Condensed Light" w:hAnsi="Abadi MT Condensed Light"/>
+          <w:sz w:val="20"/>
+          <w:szCs w:val="20"/>
+        </w:rPr>
+      </w:pPr>
+      <w:r>
+        <w:rPr>
+          <w:rFonts w:ascii="Abadi MT Condensed Light" w:hAnsi="Abadi MT Condensed Light"/>
+          <w:sz w:val="20"/>
+          <w:szCs w:val="20"/>
+        </w:rPr>
         <w:t xml:space="preserve">git config --global </w:t>
       </w:r>
       <w:r>
+        <w:rPr>
+          <w:rFonts w:ascii="Abadi MT Condensed Light" w:hAnsi="Abadi MT Condensed Light"/>
+          <w:sz w:val="20"/>
+          <w:szCs w:val="20"/>
+        </w:rPr>
         <w:t>–</w:t>
       </w:r>
       <w:r>
+        <w:rPr>
+          <w:rFonts w:ascii="Abadi MT Condensed Light" w:hAnsi="Abadi MT Condensed Light"/>
+          <w:sz w:val="20"/>
+          <w:szCs w:val="20"/>
+        </w:rPr>
         <w:t>list</w:t>
       </w:r>
     </w:p>
     <w:p>
       <w:pPr>
         <w:pStyle w:val="ListParagraph"/>
+        <w:rPr>
+          <w:rFonts w:ascii="Abadi MT Condensed Light" w:hAnsi="Abadi MT Condensed Light"/>
+          <w:sz w:val="20"/>
+          <w:szCs w:val="20"/>
+        </w:rPr>
       </w:pPr>
     </w:p>
     <w:p>
@@ -201,18 +830,36 @@
           <w:ilvl w:val="0"/>
           <w:numId w:val="4"/>
         </w:numPr>
-      </w:pPr>
-      <w:r>
+        <w:rPr>
+          <w:rFonts w:ascii="Abadi MT Condensed Light" w:hAnsi="Abadi MT Condensed Light"/>
+          <w:sz w:val="20"/>
+          <w:szCs w:val="20"/>
+        </w:rPr>
+      </w:pPr>
+      <w:r>
+        <w:rPr>
+          <w:rFonts w:ascii="Abadi MT Condensed Light" w:hAnsi="Abadi MT Condensed Light"/>
+          <w:sz w:val="20"/>
+          <w:szCs w:val="20"/>
+        </w:rPr>
         <w:t xml:space="preserve">git init sirve para </w:t>
       </w:r>
       <w:r>
         <w:rPr>
+          <w:rFonts w:ascii="Abadi MT Condensed Light" w:hAnsi="Abadi MT Condensed Light"/>
           <w:b/>
           <w:bCs/>
+          <w:sz w:val="20"/>
+          <w:szCs w:val="20"/>
         </w:rPr>
         <w:t>inicializar un repositorio Git</w:t>
       </w:r>
       <w:r>
+        <w:rPr>
+          <w:rFonts w:ascii="Abadi MT Condensed Light" w:hAnsi="Abadi MT Condensed Light"/>
+          <w:sz w:val="20"/>
+          <w:szCs w:val="20"/>
+        </w:rPr>
         <w:t xml:space="preserve"> en una carpeta.</w:t>
       </w:r>
     </w:p>
@@ -238,7 +885,7 @@
         </w:tabs>
         <w:spacing w:after="0" w:line="240" w:lineRule="auto"/>
         <w:rPr>
-          <w:rFonts w:ascii="Courier New" w:eastAsia="Times New Roman" w:hAnsi="Courier New" w:cs="Courier New"/>
+          <w:rFonts w:ascii="Abadi MT Condensed Light" w:eastAsia="Times New Roman" w:hAnsi="Abadi MT Condensed Light" w:cs="Courier New"/>
           <w:kern w:val="0"/>
           <w:sz w:val="20"/>
           <w:szCs w:val="20"/>
@@ -247,7 +894,7 @@
       </w:pPr>
       <w:r>
         <w:rPr>
-          <w:rFonts w:ascii="Courier New" w:eastAsia="Times New Roman" w:hAnsi="Courier New" w:cs="Courier New"/>
+          <w:rFonts w:ascii="Abadi MT Condensed Light" w:eastAsia="Times New Roman" w:hAnsi="Abadi MT Condensed Light" w:cs="Courier New"/>
           <w:kern w:val="0"/>
           <w:sz w:val="20"/>
           <w:szCs w:val="20"/>
@@ -278,7 +925,7 @@
         </w:tabs>
         <w:spacing w:after="0" w:line="240" w:lineRule="auto"/>
         <w:rPr>
-          <w:rFonts w:ascii="Courier New" w:eastAsia="Times New Roman" w:hAnsi="Courier New" w:cs="Courier New"/>
+          <w:rFonts w:ascii="Abadi MT Condensed Light" w:eastAsia="Times New Roman" w:hAnsi="Abadi MT Condensed Light" w:cs="Courier New"/>
           <w:kern w:val="0"/>
           <w:sz w:val="20"/>
           <w:szCs w:val="20"/>
@@ -308,7 +955,7 @@
         </w:tabs>
         <w:spacing w:after="0" w:line="240" w:lineRule="auto"/>
         <w:rPr>
-          <w:rFonts w:ascii="Courier New" w:eastAsia="Times New Roman" w:hAnsi="Courier New" w:cs="Courier New"/>
+          <w:rFonts w:ascii="Abadi MT Condensed Light" w:eastAsia="Times New Roman" w:hAnsi="Abadi MT Condensed Light" w:cs="Courier New"/>
           <w:kern w:val="0"/>
           <w:sz w:val="20"/>
           <w:szCs w:val="20"/>
@@ -343,7 +990,7 @@
         </w:tabs>
         <w:spacing w:after="0" w:line="240" w:lineRule="auto"/>
         <w:rPr>
-          <w:rFonts w:ascii="Courier New" w:eastAsia="Times New Roman" w:hAnsi="Courier New" w:cs="Courier New"/>
+          <w:rFonts w:ascii="Abadi MT Condensed Light" w:eastAsia="Times New Roman" w:hAnsi="Abadi MT Condensed Light" w:cs="Courier New"/>
           <w:kern w:val="0"/>
           <w:sz w:val="20"/>
           <w:szCs w:val="20"/>
@@ -352,7 +999,7 @@
       </w:pPr>
       <w:r>
         <w:rPr>
-          <w:rFonts w:ascii="Courier New" w:eastAsia="Times New Roman" w:hAnsi="Courier New" w:cs="Courier New"/>
+          <w:rFonts w:ascii="Abadi MT Condensed Light" w:eastAsia="Times New Roman" w:hAnsi="Abadi MT Condensed Light" w:cs="Courier New"/>
           <w:kern w:val="0"/>
           <w:sz w:val="20"/>
           <w:szCs w:val="20"/>
@@ -361,11 +1008,16 @@
         <w:t>code -</w:t>
       </w:r>
       <w:r>
+        <w:rPr>
+          <w:rFonts w:ascii="Abadi MT Condensed Light" w:hAnsi="Abadi MT Condensed Light"/>
+          <w:sz w:val="20"/>
+          <w:szCs w:val="20"/>
+        </w:rPr>
         <w:t xml:space="preserve"> </w:t>
       </w:r>
       <w:r>
         <w:rPr>
-          <w:rFonts w:ascii="Courier New" w:eastAsia="Times New Roman" w:hAnsi="Courier New" w:cs="Courier New"/>
+          <w:rFonts w:ascii="Abadi MT Condensed Light" w:eastAsia="Times New Roman" w:hAnsi="Abadi MT Condensed Light" w:cs="Courier New"/>
           <w:kern w:val="0"/>
           <w:sz w:val="20"/>
           <w:szCs w:val="20"/>
@@ -396,7 +1048,7 @@
         </w:tabs>
         <w:spacing w:after="0" w:line="240" w:lineRule="auto"/>
         <w:rPr>
-          <w:rFonts w:ascii="Courier New" w:eastAsia="Times New Roman" w:hAnsi="Courier New" w:cs="Courier New"/>
+          <w:rFonts w:ascii="Abadi MT Condensed Light" w:eastAsia="Times New Roman" w:hAnsi="Abadi MT Condensed Light" w:cs="Courier New"/>
           <w:kern w:val="0"/>
           <w:sz w:val="20"/>
           <w:szCs w:val="20"/>
@@ -426,7 +1078,7 @@
         </w:tabs>
         <w:spacing w:after="0" w:line="240" w:lineRule="auto"/>
         <w:rPr>
-          <w:rFonts w:ascii="Courier New" w:eastAsia="Times New Roman" w:hAnsi="Courier New" w:cs="Courier New"/>
+          <w:rFonts w:ascii="Abadi MT Condensed Light" w:eastAsia="Times New Roman" w:hAnsi="Abadi MT Condensed Light" w:cs="Courier New"/>
           <w:kern w:val="0"/>
           <w:sz w:val="20"/>
           <w:szCs w:val="20"/>
@@ -435,7 +1087,7 @@
       </w:pPr>
       <w:r>
         <w:rPr>
-          <w:rFonts w:ascii="Courier New" w:eastAsia="Times New Roman" w:hAnsi="Courier New" w:cs="Courier New"/>
+          <w:rFonts w:ascii="Abadi MT Condensed Light" w:eastAsia="Times New Roman" w:hAnsi="Abadi MT Condensed Light" w:cs="Courier New"/>
           <w:kern w:val="0"/>
           <w:sz w:val="20"/>
           <w:szCs w:val="20"/>
@@ -466,7 +1118,7 @@
         </w:tabs>
         <w:spacing w:after="0" w:line="240" w:lineRule="auto"/>
         <w:rPr>
-          <w:rFonts w:ascii="Courier New" w:eastAsia="Times New Roman" w:hAnsi="Courier New" w:cs="Courier New"/>
+          <w:rFonts w:ascii="Abadi MT Condensed Light" w:eastAsia="Times New Roman" w:hAnsi="Abadi MT Condensed Light" w:cs="Courier New"/>
           <w:kern w:val="0"/>
           <w:sz w:val="20"/>
           <w:szCs w:val="20"/>
@@ -496,7 +1148,7 @@
         </w:tabs>
         <w:spacing w:after="0" w:line="240" w:lineRule="auto"/>
         <w:rPr>
-          <w:rFonts w:ascii="Courier New" w:eastAsia="Times New Roman" w:hAnsi="Courier New" w:cs="Courier New"/>
+          <w:rFonts w:ascii="Abadi MT Condensed Light" w:eastAsia="Times New Roman" w:hAnsi="Abadi MT Condensed Light" w:cs="Courier New"/>
           <w:kern w:val="0"/>
           <w:sz w:val="20"/>
           <w:szCs w:val="20"/>
@@ -511,18 +1163,36 @@
           <w:ilvl w:val="0"/>
           <w:numId w:val="4"/>
         </w:numPr>
-      </w:pPr>
-      <w:r>
+        <w:rPr>
+          <w:rFonts w:ascii="Abadi MT Condensed Light" w:hAnsi="Abadi MT Condensed Light"/>
+          <w:sz w:val="20"/>
+          <w:szCs w:val="20"/>
+        </w:rPr>
+      </w:pPr>
+      <w:r>
+        <w:rPr>
+          <w:rFonts w:ascii="Abadi MT Condensed Light" w:hAnsi="Abadi MT Condensed Light"/>
+          <w:sz w:val="20"/>
+          <w:szCs w:val="20"/>
+        </w:rPr>
         <w:t xml:space="preserve">sirve para </w:t>
       </w:r>
       <w:r>
         <w:rPr>
+          <w:rFonts w:ascii="Abadi MT Condensed Light" w:hAnsi="Abadi MT Condensed Light"/>
           <w:b/>
           <w:bCs/>
+          <w:sz w:val="20"/>
+          <w:szCs w:val="20"/>
         </w:rPr>
         <w:t>ver el estado actual de tu repositorio Git</w:t>
       </w:r>
       <w:r>
+        <w:rPr>
+          <w:rFonts w:ascii="Abadi MT Condensed Light" w:hAnsi="Abadi MT Condensed Light"/>
+          <w:sz w:val="20"/>
+          <w:szCs w:val="20"/>
+        </w:rPr>
         <w:t>.</w:t>
       </w:r>
     </w:p>
@@ -548,7 +1218,7 @@
         </w:tabs>
         <w:spacing w:after="0" w:line="240" w:lineRule="auto"/>
         <w:rPr>
-          <w:rFonts w:ascii="Courier New" w:eastAsia="Times New Roman" w:hAnsi="Courier New" w:cs="Courier New"/>
+          <w:rFonts w:ascii="Abadi MT Condensed Light" w:eastAsia="Times New Roman" w:hAnsi="Abadi MT Condensed Light" w:cs="Courier New"/>
           <w:kern w:val="0"/>
           <w:sz w:val="20"/>
           <w:szCs w:val="20"/>
@@ -557,7 +1227,7 @@
       </w:pPr>
       <w:r>
         <w:rPr>
-          <w:rFonts w:ascii="Courier New" w:eastAsia="Times New Roman" w:hAnsi="Courier New" w:cs="Courier New"/>
+          <w:rFonts w:ascii="Abadi MT Condensed Light" w:eastAsia="Times New Roman" w:hAnsi="Abadi MT Condensed Light" w:cs="Courier New"/>
           <w:kern w:val="0"/>
           <w:sz w:val="20"/>
           <w:szCs w:val="20"/>
@@ -588,7 +1258,7 @@
         </w:tabs>
         <w:spacing w:after="0" w:line="240" w:lineRule="auto"/>
         <w:rPr>
-          <w:rFonts w:ascii="Courier New" w:eastAsia="Times New Roman" w:hAnsi="Courier New" w:cs="Courier New"/>
+          <w:rFonts w:ascii="Abadi MT Condensed Light" w:eastAsia="Times New Roman" w:hAnsi="Abadi MT Condensed Light" w:cs="Courier New"/>
           <w:kern w:val="0"/>
           <w:sz w:val="20"/>
           <w:szCs w:val="20"/>
@@ -618,11 +1288,107 @@
         </w:tabs>
         <w:spacing w:after="0" w:line="240" w:lineRule="auto"/>
         <w:rPr>
-          <w:rFonts w:ascii="Courier New" w:eastAsia="Times New Roman" w:hAnsi="Courier New" w:cs="Courier New"/>
+          <w:rFonts w:ascii="Abadi MT Condensed Light" w:eastAsia="Times New Roman" w:hAnsi="Abadi MT Condensed Light" w:cs="Courier New"/>
           <w:kern w:val="0"/>
           <w:sz w:val="20"/>
           <w:szCs w:val="20"/>
           <w14:ligatures w14:val="none"/>
+        </w:rPr>
+      </w:pPr>
+    </w:p>
+    <w:p>
+      <w:pPr>
+        <w:rPr>
+          <w:rFonts w:ascii="Abadi MT Condensed Light" w:hAnsi="Abadi MT Condensed Light"/>
+          <w:sz w:val="20"/>
+          <w:szCs w:val="20"/>
+        </w:rPr>
+      </w:pPr>
+    </w:p>
+    <w:p>
+      <w:pPr>
+        <w:rPr>
+          <w:rFonts w:ascii="Abadi MT Condensed Light" w:eastAsia="Times New Roman" w:hAnsi="Abadi MT Condensed Light"/>
+          <w:kern w:val="0"/>
+          <w:sz w:val="20"/>
+          <w:szCs w:val="20"/>
+          <w14:ligatures w14:val="none"/>
+        </w:rPr>
+      </w:pPr>
+      <w:r>
+        <w:rPr>
+          <w:rFonts w:ascii="Abadi MT Condensed Light" w:hAnsi="Abadi MT Condensed Light"/>
+          <w:sz w:val="20"/>
+          <w:szCs w:val="20"/>
+        </w:rPr>
+        <w:t>-</w:t>
+      </w:r>
+      <w:r>
+        <w:rPr>
+          <w:rFonts w:ascii="Abadi MT Condensed Light" w:eastAsia="Times New Roman" w:hAnsi="Abadi MT Condensed Light" w:cs="Times New Roman"/>
+          <w:kern w:val="0"/>
+          <w:sz w:val="20"/>
+          <w:szCs w:val="20"/>
+          <w14:ligatures w14:val="none"/>
+        </w:rPr>
+        <w:t xml:space="preserve"> </w:t>
+      </w:r>
+      <w:r>
+        <w:rPr>
+          <w:rFonts w:ascii="Abadi MT Condensed Light" w:eastAsia="Times New Roman" w:hAnsi="Abadi MT Condensed Light"/>
+          <w:kern w:val="0"/>
+          <w:sz w:val="20"/>
+          <w:szCs w:val="20"/>
+          <w14:ligatures w14:val="none"/>
+        </w:rPr>
+        <w:t xml:space="preserve">sirve para </w:t>
+      </w:r>
+      <w:r>
+        <w:rPr>
+          <w:rFonts w:ascii="Abadi MT Condensed Light" w:eastAsia="Times New Roman" w:hAnsi="Abadi MT Condensed Light"/>
+          <w:b/>
+          <w:bCs/>
+          <w:kern w:val="0"/>
+          <w:sz w:val="20"/>
+          <w:szCs w:val="20"/>
+          <w14:ligatures w14:val="none"/>
+        </w:rPr>
+        <w:t>ver el historial de commits</w:t>
+      </w:r>
+      <w:r>
+        <w:rPr>
+          <w:rFonts w:ascii="Abadi MT Condensed Light" w:eastAsia="Times New Roman" w:hAnsi="Abadi MT Condensed Light"/>
+          <w:kern w:val="0"/>
+          <w:sz w:val="20"/>
+          <w:szCs w:val="20"/>
+          <w14:ligatures w14:val="none"/>
+        </w:rPr>
+        <w:t xml:space="preserve"> de tu repositorio.</w:t>
+      </w:r>
+    </w:p>
+    <w:p>
+      <w:pPr>
+        <w:rPr>
+          <w:rFonts w:ascii="Abadi MT Condensed Light" w:hAnsi="Abadi MT Condensed Light"/>
+          <w:sz w:val="20"/>
+          <w:szCs w:val="20"/>
+        </w:rPr>
+      </w:pPr>
+      <w:r>
+        <w:rPr>
+          <w:rFonts w:ascii="Abadi MT Condensed Light" w:hAnsi="Abadi MT Condensed Light"/>
+          <w:sz w:val="20"/>
+          <w:szCs w:val="20"/>
+        </w:rPr>
+        <w:t>git log</w:t>
+      </w:r>
+    </w:p>
+    <w:p>
+      <w:pPr>
+        <w:rPr>
+          <w:rFonts w:ascii="Abadi MT Condensed Light" w:hAnsi="Abadi MT Condensed Light"/>
+          <w:sz w:val="20"/>
+          <w:szCs w:val="20"/>
         </w:rPr>
       </w:pPr>
     </w:p>
@@ -633,98 +1399,92 @@
           <w:ilvl w:val="0"/>
           <w:numId w:val="4"/>
         </w:numPr>
-      </w:pPr>
-      <w:r>
+        <w:rPr>
+          <w:rFonts w:ascii="Abadi MT Condensed Light" w:hAnsi="Abadi MT Condensed Light"/>
+          <w:sz w:val="20"/>
+          <w:szCs w:val="20"/>
+        </w:rPr>
+      </w:pPr>
+      <w:r>
+        <w:rPr>
+          <w:rFonts w:ascii="Abadi MT Condensed Light" w:hAnsi="Abadi MT Condensed Light"/>
+          <w:sz w:val="20"/>
+          <w:szCs w:val="20"/>
+        </w:rPr>
         <w:t xml:space="preserve">le dice a </w:t>
       </w:r>
       <w:r>
         <w:rPr>
+          <w:rFonts w:ascii="Abadi MT Condensed Light" w:hAnsi="Abadi MT Condensed Light"/>
           <w:b/>
           <w:bCs/>
+          <w:sz w:val="20"/>
+          <w:szCs w:val="20"/>
         </w:rPr>
         <w:t>Git</w:t>
       </w:r>
       <w:r>
+        <w:rPr>
+          <w:rFonts w:ascii="Abadi MT Condensed Light" w:hAnsi="Abadi MT Condensed Light"/>
+          <w:sz w:val="20"/>
+          <w:szCs w:val="20"/>
+        </w:rPr>
         <w:t xml:space="preserve"> que agregue el archivo file1 al </w:t>
       </w:r>
       <w:r>
         <w:rPr>
+          <w:rFonts w:ascii="Abadi MT Condensed Light" w:hAnsi="Abadi MT Condensed Light"/>
           <w:b/>
           <w:bCs/>
+          <w:sz w:val="20"/>
+          <w:szCs w:val="20"/>
         </w:rPr>
         <w:t>área de preparación (staging area)</w:t>
       </w:r>
       <w:r>
+        <w:rPr>
+          <w:rFonts w:ascii="Abadi MT Condensed Light" w:hAnsi="Abadi MT Condensed Light"/>
+          <w:sz w:val="20"/>
+          <w:szCs w:val="20"/>
+        </w:rPr>
         <w:t>.</w:t>
       </w:r>
     </w:p>
     <w:p>
-      <w:r>
+      <w:pPr>
+        <w:rPr>
+          <w:rFonts w:ascii="Abadi MT Condensed Light" w:hAnsi="Abadi MT Condensed Light"/>
+          <w:sz w:val="20"/>
+          <w:szCs w:val="20"/>
+        </w:rPr>
+      </w:pPr>
+      <w:r>
+        <w:rPr>
+          <w:rFonts w:ascii="Abadi MT Condensed Light" w:hAnsi="Abadi MT Condensed Light"/>
+          <w:sz w:val="20"/>
+          <w:szCs w:val="20"/>
+        </w:rPr>
         <w:t>git add file1</w:t>
       </w:r>
     </w:p>
-    <w:p/>
-    <w:p>
-      <w:pPr>
-        <w:rPr>
-          <w:rFonts w:eastAsia="Times New Roman"/>
-          <w:kern w:val="0"/>
-          <w14:ligatures w14:val="none"/>
-        </w:rPr>
-      </w:pPr>
-      <w:r>
-        <w:t>-</w:t>
-      </w:r>
-      <w:r>
-        <w:rPr>
-          <w:rFonts w:ascii="Times New Roman" w:eastAsia="Times New Roman" w:hAnsi="Times New Roman" w:cs="Times New Roman"/>
-          <w:kern w:val="0"/>
-          <w14:ligatures w14:val="none"/>
-        </w:rPr>
-        <w:t xml:space="preserve"> </w:t>
-      </w:r>
-      <w:r>
-        <w:rPr>
-          <w:rFonts w:eastAsia="Times New Roman"/>
-          <w:kern w:val="0"/>
-          <w14:ligatures w14:val="none"/>
-        </w:rPr>
-        <w:t xml:space="preserve">sirve para </w:t>
-      </w:r>
-      <w:r>
-        <w:rPr>
-          <w:rFonts w:eastAsia="Times New Roman"/>
-          <w:b/>
-          <w:bCs/>
-          <w:kern w:val="0"/>
-          <w14:ligatures w14:val="none"/>
-        </w:rPr>
-        <w:t>ver el historial de commits</w:t>
-      </w:r>
-      <w:r>
-        <w:rPr>
-          <w:rFonts w:eastAsia="Times New Roman"/>
-          <w:kern w:val="0"/>
-          <w14:ligatures w14:val="none"/>
-        </w:rPr>
-        <w:t xml:space="preserve"> de tu repositorio.</w:t>
-      </w:r>
-    </w:p>
-    <w:p>
-      <w:r>
-        <w:t>git log</w:t>
-      </w:r>
-    </w:p>
-    <w:p/>
-    <w:p/>
-    <w:p>
-      <w:r>
-        <w:lastRenderedPageBreak/>
-        <w:t>-</w:t>
-      </w:r>
-    </w:p>
-    <w:p/>
-    <w:p/>
+    <w:p>
+      <w:pPr>
+        <w:rPr>
+          <w:rFonts w:ascii="Abadi MT Condensed Light" w:hAnsi="Abadi MT Condensed Light"/>
+          <w:sz w:val="20"/>
+          <w:szCs w:val="20"/>
+        </w:rPr>
+      </w:pPr>
+    </w:p>
+    <w:p>
+      <w:pPr>
+        <w:rPr>
+          <w:rFonts w:ascii="Abadi MT Condensed Light" w:hAnsi="Abadi MT Condensed Light"/>
+          <w:sz w:val="20"/>
+          <w:szCs w:val="20"/>
+        </w:rPr>
+      </w:pPr>
+    </w:p>
     <w:p>
       <w:pPr>
         <w:pStyle w:val="ListParagraph"/>
@@ -732,36 +1492,56 @@
           <w:ilvl w:val="0"/>
           <w:numId w:val="4"/>
         </w:numPr>
-      </w:pPr>
-      <w:r>
-        <w:t>para hacer push</w:t>
-      </w:r>
-    </w:p>
-    <w:p>
-      <w:pPr>
-        <w:ind w:left="360"/>
-      </w:pPr>
-      <w:r>
-        <w:t>git remote add origin https://github.com/allismoran1995/curso-git.git</w:t>
-      </w:r>
-    </w:p>
-    <w:p>
-      <w:pPr>
-        <w:ind w:left="360"/>
-      </w:pPr>
-      <w:r>
-        <w:t>git branch -M main</w:t>
-      </w:r>
-    </w:p>
-    <w:p>
-      <w:pPr>
-        <w:ind w:left="360"/>
-      </w:pPr>
-      <w:r>
-        <w:t>git push -u origin main</w:t>
-      </w:r>
-    </w:p>
-    <w:p/>
+        <w:rPr>
+          <w:rFonts w:ascii="Abadi MT Condensed Light" w:hAnsi="Abadi MT Condensed Light"/>
+          <w:sz w:val="20"/>
+          <w:szCs w:val="20"/>
+        </w:rPr>
+      </w:pPr>
+      <w:r>
+        <w:rPr>
+          <w:rFonts w:ascii="Abadi MT Condensed Light" w:hAnsi="Abadi MT Condensed Light"/>
+          <w:sz w:val="20"/>
+          <w:szCs w:val="20"/>
+        </w:rPr>
+        <w:t>para hacer commit</w:t>
+      </w:r>
+    </w:p>
+    <w:p>
+      <w:pPr>
+        <w:rPr>
+          <w:rFonts w:ascii="Abadi MT Condensed Light" w:hAnsi="Abadi MT Condensed Light"/>
+          <w:sz w:val="20"/>
+          <w:szCs w:val="20"/>
+        </w:rPr>
+      </w:pPr>
+      <w:r>
+        <w:rPr>
+          <w:rFonts w:ascii="Abadi MT Condensed Light" w:hAnsi="Abadi MT Condensed Light"/>
+          <w:sz w:val="20"/>
+          <w:szCs w:val="20"/>
+        </w:rPr>
+        <w:t xml:space="preserve">git commit -m "Primera prueba"   </w:t>
+      </w:r>
+    </w:p>
+    <w:p>
+      <w:pPr>
+        <w:rPr>
+          <w:rFonts w:ascii="Abadi MT Condensed Light" w:hAnsi="Abadi MT Condensed Light"/>
+          <w:sz w:val="20"/>
+          <w:szCs w:val="20"/>
+        </w:rPr>
+      </w:pPr>
+    </w:p>
+    <w:p>
+      <w:pPr>
+        <w:rPr>
+          <w:rFonts w:ascii="Abadi MT Condensed Light" w:hAnsi="Abadi MT Condensed Light"/>
+          <w:sz w:val="20"/>
+          <w:szCs w:val="20"/>
+        </w:rPr>
+      </w:pPr>
+    </w:p>
     <w:p>
       <w:pPr>
         <w:pStyle w:val="ListParagraph"/>
@@ -769,23 +1549,126 @@
           <w:ilvl w:val="0"/>
           <w:numId w:val="4"/>
         </w:numPr>
-      </w:pPr>
-      <w:r>
+        <w:rPr>
+          <w:rFonts w:ascii="Abadi MT Condensed Light" w:hAnsi="Abadi MT Condensed Light"/>
+          <w:sz w:val="20"/>
+          <w:szCs w:val="20"/>
+        </w:rPr>
+      </w:pPr>
+      <w:r>
+        <w:rPr>
+          <w:rFonts w:ascii="Abadi MT Condensed Light" w:hAnsi="Abadi MT Condensed Light"/>
+          <w:sz w:val="20"/>
+          <w:szCs w:val="20"/>
+        </w:rPr>
+        <w:t>para hacer push</w:t>
+      </w:r>
+    </w:p>
+    <w:p>
+      <w:pPr>
+        <w:rPr>
+          <w:rFonts w:ascii="Abadi MT Condensed Light" w:hAnsi="Abadi MT Condensed Light"/>
+          <w:sz w:val="20"/>
+          <w:szCs w:val="20"/>
+        </w:rPr>
+      </w:pPr>
+      <w:r>
+        <w:rPr>
+          <w:rFonts w:ascii="Abadi MT Condensed Light" w:hAnsi="Abadi MT Condensed Light"/>
+          <w:sz w:val="20"/>
+          <w:szCs w:val="20"/>
+        </w:rPr>
+        <w:t xml:space="preserve">git push </w:t>
+      </w:r>
+      <w:hyperlink r:id="rId6" w:history="1">
+        <w:r>
+          <w:rPr>
+            <w:rStyle w:val="Hyperlink"/>
+            <w:rFonts w:ascii="Abadi MT Condensed Light" w:hAnsi="Abadi MT Condensed Light"/>
+            <w:sz w:val="20"/>
+            <w:szCs w:val="20"/>
+          </w:rPr>
+          <w:t>https://github.com/allismoran1995/curso-git.git</w:t>
+        </w:r>
+      </w:hyperlink>
+    </w:p>
+    <w:p>
+      <w:pPr>
+        <w:rPr>
+          <w:rFonts w:ascii="Abadi MT Condensed Light" w:hAnsi="Abadi MT Condensed Light"/>
+          <w:sz w:val="20"/>
+          <w:szCs w:val="20"/>
+        </w:rPr>
+      </w:pPr>
+    </w:p>
+    <w:p>
+      <w:pPr>
+        <w:rPr>
+          <w:rFonts w:ascii="Abadi MT Condensed Light" w:hAnsi="Abadi MT Condensed Light"/>
+          <w:sz w:val="20"/>
+          <w:szCs w:val="20"/>
+        </w:rPr>
+      </w:pPr>
+    </w:p>
+    <w:p>
+      <w:pPr>
+        <w:pStyle w:val="ListParagraph"/>
+        <w:numPr>
+          <w:ilvl w:val="0"/>
+          <w:numId w:val="4"/>
+        </w:numPr>
+        <w:rPr>
+          <w:rFonts w:ascii="Abadi MT Condensed Light" w:hAnsi="Abadi MT Condensed Light"/>
+          <w:sz w:val="20"/>
+          <w:szCs w:val="20"/>
+        </w:rPr>
+      </w:pPr>
+      <w:r>
+        <w:rPr>
+          <w:rFonts w:ascii="Abadi MT Condensed Light" w:hAnsi="Abadi MT Condensed Light"/>
+          <w:sz w:val="20"/>
+          <w:szCs w:val="20"/>
+        </w:rPr>
         <w:t xml:space="preserve">Git diff compara </w:t>
       </w:r>
       <w:r>
+        <w:rPr>
+          <w:rFonts w:ascii="Abadi MT Condensed Light" w:hAnsi="Abadi MT Condensed Light"/>
+          <w:sz w:val="20"/>
+          <w:szCs w:val="20"/>
+        </w:rPr>
         <w:t>Tu archivo actual</w:t>
       </w:r>
       <w:r>
+        <w:rPr>
+          <w:rFonts w:ascii="Abadi MT Condensed Light" w:hAnsi="Abadi MT Condensed Light"/>
+          <w:sz w:val="20"/>
+          <w:szCs w:val="20"/>
+        </w:rPr>
         <w:t xml:space="preserve"> </w:t>
       </w:r>
       <w:r>
+        <w:rPr>
+          <w:rFonts w:ascii="Abadi MT Condensed Light" w:hAnsi="Abadi MT Condensed Light"/>
+          <w:sz w:val="20"/>
+          <w:szCs w:val="20"/>
+        </w:rPr>
         <w:t>vs</w:t>
       </w:r>
       <w:r>
+        <w:rPr>
+          <w:rFonts w:ascii="Abadi MT Condensed Light" w:hAnsi="Abadi MT Condensed Light"/>
+          <w:sz w:val="20"/>
+          <w:szCs w:val="20"/>
+        </w:rPr>
         <w:t xml:space="preserve"> </w:t>
       </w:r>
       <w:r>
+        <w:rPr>
+          <w:rFonts w:ascii="Abadi MT Condensed Light" w:hAnsi="Abadi MT Condensed Light"/>
+          <w:sz w:val="20"/>
+          <w:szCs w:val="20"/>
+        </w:rPr>
         <w:t>Tu último commit local</w:t>
       </w:r>
     </w:p>
@@ -794,27 +1677,27 @@
         <w:pStyle w:val="HTMLPreformatted"/>
         <w:rPr>
           <w:rStyle w:val="l"/>
-          <w:rFonts w:eastAsiaTheme="majorEastAsia"/>
+          <w:rFonts w:ascii="Abadi MT Condensed Light" w:eastAsiaTheme="majorEastAsia" w:hAnsi="Abadi MT Condensed Light"/>
         </w:rPr>
       </w:pPr>
       <w:r>
         <w:rPr>
           <w:rStyle w:val="l"/>
-          <w:rFonts w:eastAsiaTheme="majorEastAsia"/>
+          <w:rFonts w:ascii="Abadi MT Condensed Light" w:eastAsiaTheme="majorEastAsia" w:hAnsi="Abadi MT Condensed Light"/>
         </w:rPr>
         <w:t>git</w:t>
       </w:r>
       <w:r>
         <w:rPr>
           <w:rStyle w:val="HTMLCode"/>
-          <w:rFonts w:eastAsiaTheme="majorEastAsia"/>
+          <w:rFonts w:ascii="Abadi MT Condensed Light" w:eastAsiaTheme="majorEastAsia" w:hAnsi="Abadi MT Condensed Light"/>
         </w:rPr>
         <w:t xml:space="preserve"> </w:t>
       </w:r>
       <w:r>
         <w:rPr>
           <w:rStyle w:val="l"/>
-          <w:rFonts w:eastAsiaTheme="majorEastAsia"/>
+          <w:rFonts w:ascii="Abadi MT Condensed Light" w:eastAsiaTheme="majorEastAsia" w:hAnsi="Abadi MT Condensed Light"/>
         </w:rPr>
         <w:t>diff</w:t>
       </w:r>
@@ -824,7 +1707,7 @@
         <w:pStyle w:val="HTMLPreformatted"/>
         <w:rPr>
           <w:rStyle w:val="l"/>
-          <w:rFonts w:eastAsiaTheme="majorEastAsia"/>
+          <w:rFonts w:ascii="Abadi MT Condensed Light" w:eastAsiaTheme="majorEastAsia" w:hAnsi="Abadi MT Condensed Light"/>
         </w:rPr>
       </w:pPr>
     </w:p>
@@ -833,7 +1716,7 @@
         <w:pStyle w:val="HTMLPreformatted"/>
         <w:rPr>
           <w:rStyle w:val="l"/>
-          <w:rFonts w:eastAsiaTheme="majorEastAsia"/>
+          <w:rFonts w:ascii="Abadi MT Condensed Light" w:eastAsiaTheme="majorEastAsia" w:hAnsi="Abadi MT Condensed Light"/>
         </w:rPr>
       </w:pPr>
     </w:p>
@@ -842,7 +1725,7 @@
         <w:pStyle w:val="HTMLPreformatted"/>
         <w:rPr>
           <w:rStyle w:val="l"/>
-          <w:rFonts w:eastAsiaTheme="majorEastAsia"/>
+          <w:rFonts w:ascii="Abadi MT Condensed Light" w:eastAsiaTheme="majorEastAsia" w:hAnsi="Abadi MT Condensed Light"/>
         </w:rPr>
       </w:pPr>
     </w:p>
@@ -850,29 +1733,34 @@
       <w:pPr>
         <w:pStyle w:val="HTMLPreformatted"/>
         <w:rPr>
-          <w:rFonts w:eastAsiaTheme="majorEastAsia"/>
+          <w:rFonts w:ascii="Abadi MT Condensed Light" w:eastAsiaTheme="majorEastAsia" w:hAnsi="Abadi MT Condensed Light"/>
         </w:rPr>
       </w:pPr>
       <w:r>
         <w:rPr>
           <w:rStyle w:val="l"/>
-          <w:rFonts w:eastAsiaTheme="majorEastAsia"/>
+          <w:rFonts w:ascii="Abadi MT Condensed Light" w:eastAsiaTheme="majorEastAsia" w:hAnsi="Abadi MT Condensed Light"/>
+        </w:rPr>
+        <w:tab/>
+      </w:r>
+      <w:r>
+        <w:rPr>
+          <w:rStyle w:val="l"/>
+          <w:rFonts w:ascii="Abadi MT Condensed Light" w:eastAsiaTheme="majorEastAsia" w:hAnsi="Abadi MT Condensed Light"/>
         </w:rPr>
         <w:t>-</w:t>
       </w:r>
       <w:r>
         <w:rPr>
-          <w:rFonts w:asciiTheme="minorHAnsi" w:eastAsiaTheme="minorHAnsi" w:hAnsiTheme="minorHAnsi" w:cstheme="minorBidi"/>
+          <w:rFonts w:ascii="Abadi MT Condensed Light" w:eastAsiaTheme="minorHAnsi" w:hAnsi="Abadi MT Condensed Light" w:cstheme="minorBidi"/>
           <w:kern w:val="2"/>
-          <w:sz w:val="24"/>
-          <w:szCs w:val="24"/>
           <w14:ligatures w14:val="standardContextual"/>
         </w:rPr>
         <w:t xml:space="preserve"> </w:t>
       </w:r>
       <w:r>
         <w:rPr>
-          <w:rFonts w:eastAsiaTheme="majorEastAsia"/>
+          <w:rFonts w:ascii="Abadi MT Condensed Light" w:eastAsiaTheme="majorEastAsia" w:hAnsi="Abadi MT Condensed Light"/>
         </w:rPr>
         <w:t>Agrega todos los archivos modificados, nuevos y eliminados de la carpeta actual y sus subcarpetas al área de preparación (staging).</w:t>
       </w:r>
@@ -881,19 +1769,326 @@
       <w:pPr>
         <w:pStyle w:val="HTMLPreformatted"/>
         <w:rPr>
-          <w:rFonts w:eastAsiaTheme="majorEastAsia"/>
+          <w:rFonts w:ascii="Abadi MT Condensed Light" w:eastAsiaTheme="majorEastAsia" w:hAnsi="Abadi MT Condensed Light"/>
         </w:rPr>
       </w:pPr>
     </w:p>
     <w:p>
       <w:pPr>
         <w:pStyle w:val="HTMLPreformatted"/>
-      </w:pPr>
-      <w:r>
+        <w:rPr>
+          <w:rFonts w:ascii="Abadi MT Condensed Light" w:hAnsi="Abadi MT Condensed Light"/>
+        </w:rPr>
+      </w:pPr>
+      <w:r>
+        <w:rPr>
+          <w:rFonts w:ascii="Abadi MT Condensed Light" w:hAnsi="Abadi MT Condensed Light"/>
+        </w:rPr>
         <w:t>git add .</w:t>
       </w:r>
     </w:p>
-    <w:p/>
+    <w:p>
+      <w:pPr>
+        <w:pStyle w:val="HTMLPreformatted"/>
+        <w:rPr>
+          <w:rFonts w:ascii="Abadi MT Condensed Light" w:hAnsi="Abadi MT Condensed Light"/>
+        </w:rPr>
+      </w:pPr>
+    </w:p>
+    <w:p>
+      <w:pPr>
+        <w:pStyle w:val="HTMLPreformatted"/>
+        <w:rPr>
+          <w:rFonts w:ascii="Abadi MT Condensed Light" w:hAnsi="Abadi MT Condensed Light"/>
+        </w:rPr>
+      </w:pPr>
+    </w:p>
+    <w:p>
+      <w:pPr>
+        <w:pStyle w:val="HTMLPreformatted"/>
+        <w:numPr>
+          <w:ilvl w:val="0"/>
+          <w:numId w:val="4"/>
+        </w:numPr>
+        <w:rPr>
+          <w:rFonts w:ascii="Abadi MT Condensed Light" w:hAnsi="Abadi MT Condensed Light"/>
+        </w:rPr>
+      </w:pPr>
+      <w:r>
+        <w:rPr>
+          <w:rFonts w:ascii="Abadi MT Condensed Light" w:hAnsi="Abadi MT Condensed Light"/>
+        </w:rPr>
+        <w:t>Ver las ramas existentes</w:t>
+      </w:r>
+    </w:p>
+    <w:p>
+      <w:pPr>
+        <w:pStyle w:val="HTMLPreformatted"/>
+        <w:rPr>
+          <w:rFonts w:ascii="Abadi MT Condensed Light" w:hAnsi="Abadi MT Condensed Light"/>
+        </w:rPr>
+      </w:pPr>
+      <w:r>
+        <w:rPr>
+          <w:rFonts w:ascii="Abadi MT Condensed Light" w:hAnsi="Abadi MT Condensed Light"/>
+        </w:rPr>
+        <w:t>git branch</w:t>
+      </w:r>
+    </w:p>
+    <w:p>
+      <w:pPr>
+        <w:rPr>
+          <w:rFonts w:ascii="Abadi MT Condensed Light" w:hAnsi="Abadi MT Condensed Light"/>
+          <w:sz w:val="20"/>
+          <w:szCs w:val="20"/>
+        </w:rPr>
+      </w:pPr>
+    </w:p>
+    <w:p>
+      <w:pPr>
+        <w:pStyle w:val="ListParagraph"/>
+        <w:numPr>
+          <w:ilvl w:val="0"/>
+          <w:numId w:val="4"/>
+        </w:numPr>
+        <w:rPr>
+          <w:rFonts w:ascii="Abadi MT Condensed Light" w:hAnsi="Abadi MT Condensed Light"/>
+          <w:sz w:val="20"/>
+          <w:szCs w:val="20"/>
+        </w:rPr>
+      </w:pPr>
+      <w:r>
+        <w:rPr>
+          <w:rFonts w:ascii="Abadi MT Condensed Light" w:hAnsi="Abadi MT Condensed Light"/>
+          <w:sz w:val="20"/>
+          <w:szCs w:val="20"/>
+        </w:rPr>
+        <w:t>Crear una rama</w:t>
+      </w:r>
+    </w:p>
+    <w:p>
+      <w:pPr>
+        <w:rPr>
+          <w:rFonts w:ascii="Abadi MT Condensed Light" w:hAnsi="Abadi MT Condensed Light"/>
+          <w:sz w:val="20"/>
+          <w:szCs w:val="20"/>
+        </w:rPr>
+      </w:pPr>
+      <w:r>
+        <w:rPr>
+          <w:rFonts w:ascii="Abadi MT Condensed Light" w:hAnsi="Abadi MT Condensed Light"/>
+          <w:sz w:val="20"/>
+          <w:szCs w:val="20"/>
+        </w:rPr>
+        <w:t xml:space="preserve">git branch </w:t>
+      </w:r>
+      <w:r>
+        <w:rPr>
+          <w:rFonts w:ascii="Abadi MT Condensed Light" w:hAnsi="Abadi MT Condensed Light"/>
+          <w:sz w:val="20"/>
+          <w:szCs w:val="20"/>
+        </w:rPr>
+        <w:t>nomnbreDeLaNuevaRama</w:t>
+      </w:r>
+    </w:p>
+    <w:p>
+      <w:pPr>
+        <w:ind w:left="360"/>
+        <w:rPr>
+          <w:rFonts w:ascii="Abadi MT Condensed Light" w:hAnsi="Abadi MT Condensed Light"/>
+          <w:sz w:val="20"/>
+          <w:szCs w:val="20"/>
+        </w:rPr>
+      </w:pPr>
+    </w:p>
+    <w:p>
+      <w:pPr>
+        <w:pStyle w:val="ListParagraph"/>
+        <w:numPr>
+          <w:ilvl w:val="0"/>
+          <w:numId w:val="4"/>
+        </w:numPr>
+        <w:rPr>
+          <w:rFonts w:ascii="Abadi MT Condensed Light" w:hAnsi="Abadi MT Condensed Light"/>
+          <w:sz w:val="20"/>
+          <w:szCs w:val="20"/>
+        </w:rPr>
+      </w:pPr>
+      <w:r>
+        <w:rPr>
+          <w:rFonts w:ascii="Abadi MT Condensed Light" w:hAnsi="Abadi MT Condensed Light"/>
+          <w:sz w:val="20"/>
+          <w:szCs w:val="20"/>
+        </w:rPr>
+        <w:t>Cambiar de rama</w:t>
+      </w:r>
+    </w:p>
+    <w:p>
+      <w:pPr>
+        <w:rPr>
+          <w:rFonts w:ascii="Abadi MT Condensed Light" w:hAnsi="Abadi MT Condensed Light"/>
+          <w:sz w:val="20"/>
+          <w:szCs w:val="20"/>
+        </w:rPr>
+      </w:pPr>
+      <w:r>
+        <w:rPr>
+          <w:rFonts w:ascii="Abadi MT Condensed Light" w:hAnsi="Abadi MT Condensed Light"/>
+          <w:sz w:val="20"/>
+          <w:szCs w:val="20"/>
+        </w:rPr>
+        <w:t>git switch desarrollo</w:t>
+      </w:r>
+    </w:p>
+    <w:p>
+      <w:pPr>
+        <w:rPr>
+          <w:rFonts w:ascii="Abadi MT Condensed Light" w:hAnsi="Abadi MT Condensed Light"/>
+          <w:sz w:val="20"/>
+          <w:szCs w:val="20"/>
+        </w:rPr>
+      </w:pPr>
+    </w:p>
+    <w:p>
+      <w:pPr>
+        <w:rPr>
+          <w:rFonts w:ascii="Abadi MT Condensed Light" w:hAnsi="Abadi MT Condensed Light"/>
+          <w:sz w:val="20"/>
+          <w:szCs w:val="20"/>
+        </w:rPr>
+      </w:pPr>
+    </w:p>
+    <w:p>
+      <w:pPr>
+        <w:pStyle w:val="ListParagraph"/>
+        <w:numPr>
+          <w:ilvl w:val="0"/>
+          <w:numId w:val="4"/>
+        </w:numPr>
+        <w:rPr>
+          <w:rFonts w:ascii="Abadi MT Condensed Light" w:hAnsi="Abadi MT Condensed Light"/>
+          <w:sz w:val="20"/>
+          <w:szCs w:val="20"/>
+        </w:rPr>
+      </w:pPr>
+      <w:r>
+        <w:rPr>
+          <w:rFonts w:ascii="Courier New" w:hAnsi="Courier New" w:cs="Courier New"/>
+          <w:sz w:val="20"/>
+          <w:szCs w:val="20"/>
+        </w:rPr>
+        <w:t xml:space="preserve"> </w:t>
+      </w:r>
+      <w:r>
+        <w:rPr>
+          <w:rFonts w:ascii="Abadi MT Condensed Light" w:hAnsi="Abadi MT Condensed Light"/>
+          <w:sz w:val="20"/>
+          <w:szCs w:val="20"/>
+        </w:rPr>
+        <w:t xml:space="preserve">git fetch sirve para </w:t>
+      </w:r>
+      <w:r>
+        <w:rPr>
+          <w:rFonts w:ascii="Abadi MT Condensed Light" w:hAnsi="Abadi MT Condensed Light"/>
+          <w:b/>
+          <w:bCs/>
+          <w:sz w:val="20"/>
+          <w:szCs w:val="20"/>
+        </w:rPr>
+        <w:t>traer los cambios que existen en GitHub (repositorio remoto) hacia tu repositorio local</w:t>
+      </w:r>
+      <w:r>
+        <w:rPr>
+          <w:rFonts w:ascii="Abadi MT Condensed Light" w:hAnsi="Abadi MT Condensed Light"/>
+          <w:sz w:val="20"/>
+          <w:szCs w:val="20"/>
+        </w:rPr>
+        <w:t xml:space="preserve">, </w:t>
+      </w:r>
+      <w:r>
+        <w:rPr>
+          <w:rFonts w:ascii="Abadi MT Condensed Light" w:hAnsi="Abadi MT Condensed Light"/>
+          <w:b/>
+          <w:bCs/>
+          <w:sz w:val="20"/>
+          <w:szCs w:val="20"/>
+        </w:rPr>
+        <w:t>sin mezclarlos con tu trabajo actual</w:t>
+      </w:r>
+      <w:r>
+        <w:rPr>
+          <w:rFonts w:ascii="Abadi MT Condensed Light" w:hAnsi="Abadi MT Condensed Light"/>
+          <w:sz w:val="20"/>
+          <w:szCs w:val="20"/>
+        </w:rPr>
+        <w:t>.</w:t>
+      </w:r>
+    </w:p>
+    <w:p>
+      <w:pPr>
+        <w:rPr>
+          <w:rFonts w:ascii="Abadi MT Condensed Light" w:hAnsi="Abadi MT Condensed Light"/>
+          <w:sz w:val="20"/>
+          <w:szCs w:val="20"/>
+        </w:rPr>
+      </w:pPr>
+      <w:r>
+        <w:rPr>
+          <w:rFonts w:ascii="Abadi MT Condensed Light" w:hAnsi="Abadi MT Condensed Light"/>
+          <w:sz w:val="20"/>
+          <w:szCs w:val="20"/>
+        </w:rPr>
+        <w:t>git fetch</w:t>
+      </w:r>
+    </w:p>
+    <w:p>
+      <w:pPr>
+        <w:rPr>
+          <w:rFonts w:ascii="Abadi MT Condensed Light" w:hAnsi="Abadi MT Condensed Light"/>
+          <w:sz w:val="20"/>
+          <w:szCs w:val="20"/>
+        </w:rPr>
+      </w:pPr>
+    </w:p>
+    <w:p>
+      <w:pPr>
+        <w:pStyle w:val="ListParagraph"/>
+        <w:numPr>
+          <w:ilvl w:val="0"/>
+          <w:numId w:val="4"/>
+        </w:numPr>
+        <w:rPr>
+          <w:rFonts w:ascii="Abadi MT Condensed Light" w:hAnsi="Abadi MT Condensed Light"/>
+          <w:sz w:val="20"/>
+          <w:szCs w:val="20"/>
+        </w:rPr>
+      </w:pPr>
+      <w:r>
+        <w:rPr>
+          <w:rFonts w:ascii="Abadi MT Condensed Light" w:hAnsi="Abadi MT Condensed Light"/>
+          <w:sz w:val="20"/>
+          <w:szCs w:val="20"/>
+        </w:rPr>
+        <w:t>Ver la rama que esta el head, donde estoy pocisionada</w:t>
+      </w:r>
+    </w:p>
+    <w:p>
+      <w:pPr>
+        <w:rPr>
+          <w:rFonts w:ascii="Abadi MT Condensed Light" w:hAnsi="Abadi MT Condensed Light"/>
+          <w:sz w:val="20"/>
+          <w:szCs w:val="20"/>
+        </w:rPr>
+      </w:pPr>
+      <w:r>
+        <w:rPr>
+          <w:rFonts w:ascii="Abadi MT Condensed Light" w:hAnsi="Abadi MT Condensed Light"/>
+          <w:sz w:val="20"/>
+          <w:szCs w:val="20"/>
+        </w:rPr>
+        <w:t>git branch --show-current</w:t>
+      </w:r>
+    </w:p>
     <w:sectPr>
       <w:pgSz w:w="12240" w:h="15840"/>
       <w:pgMar w:top="1440" w:right="1440" w:bottom="1440" w:left="1440" w:header="708" w:footer="708" w:gutter="0"/>
@@ -1894,7 +3089,6 @@
     <w:next w:val="Normal"/>
     <w:link w:val="Heading3Char"/>
     <w:uiPriority w:val="9"/>
-    <w:semiHidden/>
     <w:unhideWhenUsed/>
     <w:qFormat/>
     <w:rsid w:val="003F4881"/>
@@ -2101,7 +3295,6 @@
     <w:basedOn w:val="DefaultParagraphFont"/>
     <w:link w:val="Heading3"/>
     <w:uiPriority w:val="9"/>
-    <w:semiHidden/>
     <w:rsid w:val="003F4881"/>
     <w:rPr>
       <w:rFonts w:eastAsiaTheme="majorEastAsia" w:cstheme="majorBidi"/>
